--- a/docs/ЛР2_Отчет.docx
+++ b/docs/ЛР2_Отчет.docx
@@ -379,6 +379,9 @@
         <w:gridCol w:w="4986"/>
       </w:tblGrid>
       <w:tr>
+        <w:trPr>
+          <w:tblHeader w:val="true"/>
+        </w:trPr>
         <w:tc>
           <w:tcPr>
             <w:tcW w:type="dxa" w:w="3402"/>
@@ -1005,6 +1008,9 @@
         <w:gridCol w:w="4986"/>
       </w:tblGrid>
       <w:tr>
+        <w:trPr>
+          <w:tblHeader w:val="true"/>
+        </w:trPr>
         <w:tc>
           <w:tcPr>
             <w:tcW w:type="dxa" w:w="2381"/>
@@ -1437,6 +1443,9 @@
         <w:gridCol w:w="3324"/>
       </w:tblGrid>
       <w:tr>
+        <w:trPr>
+          <w:tblHeader w:val="true"/>
+        </w:trPr>
         <w:tc>
           <w:tcPr>
             <w:tcW w:type="dxa" w:w="1814"/>
@@ -2053,6 +2062,9 @@
         <w:gridCol w:w="2493"/>
       </w:tblGrid>
       <w:tr>
+        <w:trPr>
+          <w:tblHeader w:val="true"/>
+        </w:trPr>
         <w:tc>
           <w:tcPr>
             <w:tcW w:type="dxa" w:w="2041"/>
@@ -4645,6 +4657,9 @@
         <w:gridCol w:w="2493"/>
       </w:tblGrid>
       <w:tr>
+        <w:trPr>
+          <w:tblHeader w:val="true"/>
+        </w:trPr>
         <w:tc>
           <w:tcPr>
             <w:tcW w:type="dxa" w:w="2268"/>
@@ -5088,6 +5103,9 @@
         <w:gridCol w:w="1995"/>
       </w:tblGrid>
       <w:tr>
+        <w:trPr>
+          <w:tblHeader w:val="true"/>
+        </w:trPr>
         <w:tc>
           <w:tcPr>
             <w:tcW w:type="dxa" w:w="510"/>
@@ -8081,7 +8099,7 @@
           <w:b/>
           <w:sz w:val="28"/>
         </w:rPr>
-        <w:t>Приложение. Приложение А. Запуск и состав репозитория</w:t>
+        <w:t>Приложение А. Запуск и состав репозитория</w:t>
       </w:r>
     </w:p>
     <w:p>
@@ -8117,7 +8135,7 @@
           <w:rFonts w:ascii="Consolas" w:hAnsi="Consolas" w:eastAsia="Consolas"/>
           <w:sz w:val="18"/>
         </w:rPr>
-        <w:t>dotnet run --project RaceLog</w:t>
+        <w:t>dotnet run --project RaceLog -f net10.0-windows</w:t>
         <w:br/>
       </w:r>
       <w:r>
@@ -8125,7 +8143,20 @@
           <w:rFonts w:ascii="Consolas" w:hAnsi="Consolas" w:eastAsia="Consolas"/>
           <w:sz w:val="18"/>
         </w:rPr>
-        <w:t>dotnet run --project Проверки</w:t>
+        <w:t>dotnet run --project Проверки -f net10.0-windows</w:t>
+      </w:r>
+    </w:p>
+    <w:p>
+      <w:pPr>
+        <w:spacing w:before="0" w:after="80"/>
+        <w:ind w:firstLine="709"/>
+      </w:pPr>
+      <w:r>
+        <w:rPr>
+          <w:b w:val="0"/>
+          <w:i w:val="0"/>
+        </w:rPr>
+        <w:t>Основная цель проекта — net10.0-windows (.NET 10 LTS). Если на компьютере установлен только SDK 9 (например, вместе с Visual Studio 2022), проект автоматически собирается под net9.0-windows: достаточно открыть RaceLogLab2.sln и нажать F5. Настройка задана условием в файлах .csproj и не требует ручного изменения проекта.</w:t>
       </w:r>
     </w:p>
     <w:tbl>
@@ -8141,6 +8172,9 @@
         <w:gridCol w:w="4986"/>
       </w:tblGrid>
       <w:tr>
+        <w:trPr>
+          <w:tblHeader w:val="true"/>
+        </w:trPr>
         <w:tc>
           <w:tcPr>
             <w:tcW w:type="dxa" w:w="3969"/>
